--- a/assets/2 thành viên/04. Giấy ủy quyền.docx
+++ b/assets/2 thành viên/04. Giấy ủy quyền.docx
@@ -5,7 +5,7 @@
     <w:p>
       <w:pPr>
         <w:pStyle w:val="Heading4"/>
-        <w:spacing w:before="0" w:after="0"/>
+        <w:spacing w:before="0" w:after="0" w:line="300" w:lineRule="auto"/>
         <w:ind w:left="-90" w:right="-108"/>
         <w:jc w:val="center"/>
         <w:rPr>
@@ -47,6 +47,7 @@
     </w:p>
     <w:p>
       <w:pPr>
+        <w:spacing w:line="300" w:lineRule="auto"/>
         <w:jc w:val="center"/>
         <w:rPr>
           <w:color w:val="000000" w:themeColor="text1"/>
@@ -63,7 +64,7 @@
     </w:p>
     <w:p>
       <w:pPr>
-        <w:spacing w:before="120" w:line="276" w:lineRule="auto"/>
+        <w:spacing w:line="300" w:lineRule="auto"/>
         <w:jc w:val="center"/>
         <w:rPr>
           <w:i/>
@@ -120,7 +121,7 @@
     </w:p>
     <w:p>
       <w:pPr>
-        <w:spacing w:before="120" w:line="276" w:lineRule="auto"/>
+        <w:spacing w:line="300" w:lineRule="auto"/>
         <w:jc w:val="center"/>
         <w:rPr>
           <w:i/>
@@ -132,6 +133,7 @@
     <w:p>
       <w:pPr>
         <w:pStyle w:val="Heading5"/>
+        <w:spacing w:line="300" w:lineRule="auto"/>
         <w:rPr>
           <w:color w:val="000000" w:themeColor="text1"/>
           <w:sz w:val="24"/>
@@ -147,6 +149,7 @@
     </w:p>
     <w:p>
       <w:pPr>
+        <w:spacing w:line="300" w:lineRule="auto"/>
         <w:rPr>
           <w:b/>
           <w:color w:val="000000" w:themeColor="text1"/>
@@ -191,7 +194,7 @@
     </w:p>
     <w:p>
       <w:pPr>
-        <w:spacing w:before="120" w:line="276" w:lineRule="auto"/>
+        <w:spacing w:line="300" w:lineRule="auto"/>
         <w:jc w:val="both"/>
       </w:pPr>
       <w:r>
@@ -220,7 +223,7 @@
     </w:p>
     <w:p>
       <w:pPr>
-        <w:spacing w:before="120" w:line="276" w:lineRule="auto"/>
+        <w:spacing w:line="300" w:lineRule="auto"/>
         <w:jc w:val="both"/>
       </w:pPr>
       <w:r>
@@ -235,7 +238,7 @@
     </w:p>
     <w:p>
       <w:pPr>
-        <w:spacing w:before="120" w:line="276" w:lineRule="auto"/>
+        <w:spacing w:line="300" w:lineRule="auto"/>
         <w:rPr>
           <w:lang w:val="en-US"/>
         </w:rPr>
@@ -258,7 +261,7 @@
         <w:tabs>
           <w:tab w:val="left" w:leader="dot" w:pos="8280"/>
         </w:tabs>
-        <w:spacing w:before="120" w:line="276" w:lineRule="auto"/>
+        <w:spacing w:line="300" w:lineRule="auto"/>
       </w:pPr>
       <w:r>
         <w:t>Địa chỉ liên lạc:</w:t>
@@ -269,7 +272,7 @@
         <w:tabs>
           <w:tab w:val="left" w:leader="dot" w:pos="8280"/>
         </w:tabs>
-        <w:spacing w:before="120" w:line="276" w:lineRule="auto"/>
+        <w:spacing w:line="300" w:lineRule="auto"/>
         <w:rPr>
           <w:lang w:val="en-US"/>
         </w:rPr>
@@ -289,7 +292,7 @@
         <w:tabs>
           <w:tab w:val="left" w:leader="dot" w:pos="8280"/>
         </w:tabs>
-        <w:spacing w:before="120" w:line="276" w:lineRule="auto"/>
+        <w:spacing w:line="300" w:lineRule="auto"/>
         <w:rPr>
           <w:lang w:val="en-US"/>
         </w:rPr>
@@ -309,7 +312,7 @@
         <w:tabs>
           <w:tab w:val="left" w:leader="dot" w:pos="8280"/>
         </w:tabs>
-        <w:spacing w:before="120" w:line="276" w:lineRule="auto"/>
+        <w:spacing w:line="300" w:lineRule="auto"/>
         <w:rPr>
           <w:lang w:val="en-US"/>
         </w:rPr>
@@ -329,7 +332,7 @@
         <w:tabs>
           <w:tab w:val="left" w:leader="dot" w:pos="8280"/>
         </w:tabs>
-        <w:spacing w:before="120" w:line="276" w:lineRule="auto"/>
+        <w:spacing w:line="300" w:lineRule="auto"/>
         <w:rPr>
           <w:lang w:val="en-US"/>
         </w:rPr>
@@ -346,7 +349,7 @@
     </w:p>
     <w:p>
       <w:pPr>
-        <w:spacing w:before="120" w:line="276" w:lineRule="auto"/>
+        <w:spacing w:line="300" w:lineRule="auto"/>
         <w:jc w:val="both"/>
         <w:rPr>
           <w:color w:val="000000"/>
@@ -396,7 +399,7 @@
     </w:p>
     <w:p>
       <w:pPr>
-        <w:spacing w:before="120" w:line="276" w:lineRule="auto"/>
+        <w:spacing w:line="300" w:lineRule="auto"/>
         <w:jc w:val="both"/>
         <w:rPr>
           <w:color w:val="000000"/>
@@ -412,6 +415,7 @@
     </w:p>
     <w:p>
       <w:pPr>
+        <w:spacing w:line="300" w:lineRule="auto"/>
         <w:jc w:val="both"/>
         <w:rPr>
           <w:color w:val="000000"/>
@@ -435,7 +439,7 @@
     </w:p>
     <w:p>
       <w:pPr>
-        <w:spacing w:before="120"/>
+        <w:spacing w:line="300" w:lineRule="auto"/>
         <w:jc w:val="both"/>
         <w:rPr>
           <w:color w:val="000000" w:themeColor="text1"/>
@@ -457,7 +461,7 @@
     </w:p>
     <w:p>
       <w:pPr>
-        <w:spacing w:before="120"/>
+        <w:spacing w:line="300" w:lineRule="auto"/>
         <w:jc w:val="both"/>
         <w:rPr>
           <w:color w:val="000000" w:themeColor="text1"/>
@@ -481,7 +485,7 @@
     </w:p>
     <w:p>
       <w:pPr>
-        <w:spacing w:before="120"/>
+        <w:spacing w:line="300" w:lineRule="auto"/>
         <w:jc w:val="both"/>
         <w:rPr>
           <w:color w:val="000000" w:themeColor="text1"/>
@@ -509,7 +513,7 @@
     </w:p>
     <w:p>
       <w:pPr>
-        <w:spacing w:before="120"/>
+        <w:spacing w:line="300" w:lineRule="auto"/>
         <w:jc w:val="both"/>
         <w:rPr>
           <w:color w:val="000000" w:themeColor="text1"/>
@@ -530,7 +534,7 @@
         <w:tabs>
           <w:tab w:val="left" w:leader="dot" w:pos="8280"/>
         </w:tabs>
-        <w:spacing w:before="120"/>
+        <w:spacing w:line="300" w:lineRule="auto"/>
         <w:rPr>
           <w:color w:val="000000" w:themeColor="text1"/>
         </w:rPr>
@@ -564,6 +568,7 @@
     </w:p>
     <w:p>
       <w:pPr>
+        <w:spacing w:line="300" w:lineRule="auto"/>
         <w:jc w:val="both"/>
         <w:rPr>
           <w:color w:val="000000" w:themeColor="text1"/>
@@ -614,6 +619,7 @@
     </w:p>
     <w:p>
       <w:pPr>
+        <w:spacing w:line="300" w:lineRule="auto"/>
         <w:jc w:val="both"/>
         <w:rPr>
           <w:color w:val="000000" w:themeColor="text1"/>
@@ -645,6 +651,7 @@
           <w:ilvl w:val="0"/>
           <w:numId w:val="1"/>
         </w:numPr>
+        <w:spacing w:line="300" w:lineRule="auto"/>
         <w:jc w:val="both"/>
         <w:rPr>
           <w:color w:val="000000" w:themeColor="text1"/>
@@ -663,6 +670,7 @@
           <w:ilvl w:val="0"/>
           <w:numId w:val="1"/>
         </w:numPr>
+        <w:spacing w:line="300" w:lineRule="auto"/>
         <w:jc w:val="both"/>
         <w:rPr>
           <w:color w:val="000000" w:themeColor="text1"/>
@@ -694,6 +702,7 @@
           <w:ilvl w:val="0"/>
           <w:numId w:val="1"/>
         </w:numPr>
+        <w:spacing w:line="300" w:lineRule="auto"/>
         <w:ind w:left="703" w:hanging="703"/>
         <w:jc w:val="both"/>
         <w:rPr>
@@ -713,6 +722,7 @@
           <w:ilvl w:val="0"/>
           <w:numId w:val="1"/>
         </w:numPr>
+        <w:spacing w:line="300" w:lineRule="auto"/>
         <w:ind w:left="703" w:hanging="703"/>
         <w:jc w:val="both"/>
         <w:rPr>
@@ -728,6 +738,7 @@
     </w:p>
     <w:p>
       <w:pPr>
+        <w:spacing w:line="300" w:lineRule="auto"/>
         <w:jc w:val="both"/>
         <w:rPr>
           <w:color w:val="000000" w:themeColor="text1"/>
@@ -749,6 +760,7 @@
     </w:p>
     <w:p>
       <w:pPr>
+        <w:spacing w:line="300" w:lineRule="auto"/>
         <w:jc w:val="both"/>
         <w:rPr>
           <w:color w:val="000000" w:themeColor="text1"/>
@@ -772,6 +784,7 @@
           </w:tcPr>
           <w:p>
             <w:pPr>
+              <w:spacing w:line="300" w:lineRule="auto"/>
               <w:jc w:val="center"/>
               <w:rPr>
                 <w:bCs w:val="0"/>
@@ -788,6 +801,7 @@
           </w:tcPr>
           <w:p>
             <w:pPr>
+              <w:spacing w:line="300" w:lineRule="auto"/>
               <w:jc w:val="center"/>
               <w:rPr>
                 <w:b/>
@@ -804,6 +818,7 @@
           </w:p>
           <w:p>
             <w:pPr>
+              <w:spacing w:line="300" w:lineRule="auto"/>
               <w:jc w:val="center"/>
               <w:rPr>
                 <w:i/>
@@ -820,6 +835,7 @@
           </w:p>
           <w:p>
             <w:pPr>
+              <w:spacing w:line="300" w:lineRule="auto"/>
               <w:jc w:val="center"/>
               <w:rPr>
                 <w:b/>
@@ -831,6 +847,7 @@
           </w:p>
           <w:p>
             <w:pPr>
+              <w:spacing w:line="300" w:lineRule="auto"/>
               <w:jc w:val="center"/>
               <w:rPr>
                 <w:b/>
@@ -841,6 +858,7 @@
           </w:p>
           <w:p>
             <w:pPr>
+              <w:spacing w:line="300" w:lineRule="auto"/>
               <w:jc w:val="center"/>
               <w:rPr>
                 <w:b/>
@@ -851,6 +869,7 @@
           </w:p>
           <w:p>
             <w:pPr>
+              <w:spacing w:line="300" w:lineRule="auto"/>
               <w:jc w:val="center"/>
               <w:rPr>
                 <w:b/>
@@ -861,6 +880,7 @@
           </w:p>
           <w:p>
             <w:pPr>
+              <w:spacing w:line="300" w:lineRule="auto"/>
               <w:jc w:val="center"/>
               <w:rPr>
                 <w:i/>
@@ -877,6 +897,7 @@
           </w:p>
           <w:p>
             <w:pPr>
+              <w:spacing w:line="300" w:lineRule="auto"/>
               <w:jc w:val="center"/>
               <w:rPr>
                 <w:b/>
@@ -893,6 +914,7 @@
                 <w:szCs w:val="23"/>
                 <w:lang w:val="en-US"/>
               </w:rPr>
+              <w:lastRenderedPageBreak/>
               <w:t>{ho_ten}</w:t>
             </w:r>
           </w:p>
@@ -901,6 +923,7 @@
     </w:tbl>
     <w:p>
       <w:pPr>
+        <w:spacing w:line="300" w:lineRule="auto"/>
         <w:ind w:left="3600" w:firstLine="720"/>
         <w:jc w:val="center"/>
         <w:rPr>
